--- a/Documentation/CMS_FYP_Report.docx
+++ b/Documentation/CMS_FYP_Report.docx
@@ -11449,7 +11449,18 @@
           </w:tcPr>
           <w:p>
             <w:r>
-              <w:t>Relevant sessions, subjects, teachers, and rooms exist; the user has timetable permission.</w:t>
+              <w:t xml:space="preserve">Relevant sessions, subjects, teachers, and rooms </w:t>
+            </w:r>
+            <w:proofErr w:type="gramStart"/>
+            <w:r>
+              <w:t>exis</w:t>
+            </w:r>
+            <w:r>
+              <w:t>ts</w:t>
+            </w:r>
+            <w:proofErr w:type="gramEnd"/>
+            <w:r>
+              <w:t>.</w:t>
             </w:r>
           </w:p>
         </w:tc>
@@ -11493,7 +11504,33 @@
           </w:tcPr>
           <w:p>
             <w:r>
-              <w:t>1. Open the timetable. 2. Pick a day and period. 3. Enter session, subject, teacher, room, and time. 4. The system checks for clashes. 5. The period is saved and the timetable refreshes.</w:t>
+              <w:t xml:space="preserve">1. Open the timetable. </w:t>
+            </w:r>
+          </w:p>
+          <w:p>
+            <w:r>
+              <w:t xml:space="preserve">2. Pick a day and period. </w:t>
+            </w:r>
+          </w:p>
+          <w:p>
+            <w:pPr>
+              <w:jc w:val="left"/>
+            </w:pPr>
+            <w:r>
+              <w:t xml:space="preserve">3. Enter session, subject, teacher, room, and time. </w:t>
+            </w:r>
+          </w:p>
+          <w:p>
+            <w:r>
+              <w:t xml:space="preserve">4. The system checks for clashes. </w:t>
+            </w:r>
+          </w:p>
+          <w:p>
+            <w:pPr>
+              <w:jc w:val="left"/>
+            </w:pPr>
+            <w:r>
+              <w:t>5. The period is saved and the timetable refreshes.</w:t>
             </w:r>
           </w:p>
         </w:tc>
@@ -11515,7 +11552,19 @@
           </w:tcPr>
           <w:p>
             <w:r>
-              <w:t>A teacher, room, or session clash blocks the save and names the conflict; incomplete times or missing assignments are rejected; cancelling changes nothing.</w:t>
+              <w:t>A teacher, room, or session clash blocks the save and names the conflict</w:t>
+            </w:r>
+            <w:r>
+              <w:t>,</w:t>
+            </w:r>
+            <w:r>
+              <w:t xml:space="preserve"> incomplete times or missing assignments are rejected</w:t>
+            </w:r>
+            <w:r>
+              <w:t>,</w:t>
+            </w:r>
+            <w:r>
+              <w:t xml:space="preserve"> cancelling changes nothing.</w:t>
             </w:r>
           </w:p>
         </w:tc>
@@ -11718,6 +11767,7 @@
           </w:tcPr>
           <w:p>
             <w:r>
+              <w:lastRenderedPageBreak/>
               <w:t>Applications</w:t>
             </w:r>
           </w:p>
@@ -11778,7 +11828,6 @@
           </w:tcPr>
           <w:p>
             <w:r>
-              <w:lastRenderedPageBreak/>
               <w:t>Description</w:t>
             </w:r>
           </w:p>
@@ -12137,6 +12186,7 @@
           </w:tcPr>
           <w:p>
             <w:r>
+              <w:lastRenderedPageBreak/>
               <w:t>Actors</w:t>
             </w:r>
           </w:p>
@@ -12185,23 +12235,18 @@
             </w:r>
             <w:proofErr w:type="spellEnd"/>
             <w:r>
-              <w:t xml:space="preserve"> user prepares college information, chooses its audience or academic scope, reviews it, and publishes it to the relevant </w:t>
-            </w:r>
-            <w:r>
-              <w:lastRenderedPageBreak/>
-              <w:t>apps.</w:t>
-            </w:r>
-          </w:p>
-        </w:tc>
-      </w:tr>
-      <w:tr>
-        <w:tc>
-          <w:tcPr>
-            <w:tcW w:w="2500" w:type="pct"/>
-          </w:tcPr>
-          <w:p>
-            <w:r>
-              <w:lastRenderedPageBreak/>
+              <w:t xml:space="preserve"> user prepares college information, chooses its audience or academic scope, reviews it, and publishes it to the relevant apps.</w:t>
+            </w:r>
+          </w:p>
+        </w:tc>
+      </w:tr>
+      <w:tr>
+        <w:tc>
+          <w:tcPr>
+            <w:tcW w:w="2500" w:type="pct"/>
+          </w:tcPr>
+          <w:p>
+            <w:r>
               <w:t>Trigger</w:t>
             </w:r>
           </w:p>
@@ -12533,6 +12578,7 @@
           </w:tcPr>
           <w:p>
             <w:r>
+              <w:lastRenderedPageBreak/>
               <w:t>Actors</w:t>
             </w:r>
           </w:p>
@@ -12565,23 +12611,18 @@
           </w:tcPr>
           <w:p>
             <w:r>
-              <w:t xml:space="preserve">The user opens a report or insight, applies the available academic filters, and reads totals, trends, or students needing attention, within </w:t>
-            </w:r>
-            <w:r>
-              <w:lastRenderedPageBreak/>
-              <w:t>their own authority.</w:t>
-            </w:r>
-          </w:p>
-        </w:tc>
-      </w:tr>
-      <w:tr>
-        <w:tc>
-          <w:tcPr>
-            <w:tcW w:w="2500" w:type="pct"/>
-          </w:tcPr>
-          <w:p>
-            <w:r>
-              <w:lastRenderedPageBreak/>
+              <w:t>The user opens a report or insight, applies the available academic filters, and reads totals, trends, or students needing attention, within their own authority.</w:t>
+            </w:r>
+          </w:p>
+        </w:tc>
+      </w:tr>
+      <w:tr>
+        <w:tc>
+          <w:tcPr>
+            <w:tcW w:w="2500" w:type="pct"/>
+          </w:tcPr>
+          <w:p>
+            <w:r>
               <w:t>Trigger</w:t>
             </w:r>
           </w:p>
@@ -12957,6 +12998,7 @@
           </w:tcPr>
           <w:p>
             <w:r>
+              <w:lastRenderedPageBreak/>
               <w:t>Trigger</w:t>
             </w:r>
           </w:p>
@@ -13011,11 +13053,7 @@
           </w:tcPr>
           <w:p>
             <w:r>
-              <w:t xml:space="preserve">One attendance record is stored per student and </w:t>
-            </w:r>
-            <w:r>
-              <w:lastRenderedPageBreak/>
-              <w:t xml:space="preserve">becomes visible to </w:t>
+              <w:t xml:space="preserve">One attendance record is stored per student and becomes visible to </w:t>
             </w:r>
             <w:proofErr w:type="spellStart"/>
             <w:r>
@@ -13035,7 +13073,6 @@
           </w:tcPr>
           <w:p>
             <w:r>
-              <w:lastRenderedPageBreak/>
               <w:t>Normal Flow</w:t>
             </w:r>
           </w:p>
@@ -13395,6 +13432,7 @@
           </w:tcPr>
           <w:p>
             <w:r>
+              <w:lastRenderedPageBreak/>
               <w:t>Normal Flow</w:t>
             </w:r>
           </w:p>
@@ -13413,23 +13451,18 @@
             </w:r>
             <w:proofErr w:type="gramEnd"/>
             <w:r>
-              <w:t xml:space="preserve"> and completeness. 5. Submit. 6. Confirmation and </w:t>
-            </w:r>
-            <w:r>
-              <w:lastRenderedPageBreak/>
-              <w:t>locked status show.</w:t>
-            </w:r>
-          </w:p>
-        </w:tc>
-      </w:tr>
-      <w:tr>
-        <w:tc>
-          <w:tcPr>
-            <w:tcW w:w="2500" w:type="pct"/>
-          </w:tcPr>
-          <w:p>
-            <w:r>
-              <w:lastRenderedPageBreak/>
+              <w:t xml:space="preserve"> and completeness. 5. Submit. 6. Confirmation and locked status show.</w:t>
+            </w:r>
+          </w:p>
+        </w:tc>
+      </w:tr>
+      <w:tr>
+        <w:tc>
+          <w:tcPr>
+            <w:tcW w:w="2500" w:type="pct"/>
+          </w:tcPr>
+          <w:p>
+            <w:r>
               <w:t>Exceptions</w:t>
             </w:r>
           </w:p>
@@ -13777,18 +13810,23 @@
           </w:tcPr>
           <w:p>
             <w:r>
-              <w:t>1. Open the locked award list. 2. Select a student's mark. 3. Enter the proposed mark and reason. 4. The system validates the range and checks for another pending request. 5. Submit; pending status shows.</w:t>
-            </w:r>
-          </w:p>
-        </w:tc>
-      </w:tr>
-      <w:tr>
-        <w:tc>
-          <w:tcPr>
-            <w:tcW w:w="2500" w:type="pct"/>
-          </w:tcPr>
-          <w:p>
-            <w:r>
+              <w:t xml:space="preserve">1. Open the locked award list. 2. Select a student's mark. 3. Enter the proposed mark and reason. 4. The system validates the range and checks for another pending request. 5. Submit; </w:t>
+            </w:r>
+            <w:r>
+              <w:lastRenderedPageBreak/>
+              <w:t>pending status shows.</w:t>
+            </w:r>
+          </w:p>
+        </w:tc>
+      </w:tr>
+      <w:tr>
+        <w:tc>
+          <w:tcPr>
+            <w:tcW w:w="2500" w:type="pct"/>
+          </w:tcPr>
+          <w:p>
+            <w:r>
+              <w:lastRenderedPageBreak/>
               <w:t>Exceptions</w:t>
             </w:r>
           </w:p>
@@ -13799,23 +13837,18 @@
           </w:tcPr>
           <w:p>
             <w:r>
-              <w:t xml:space="preserve">An invalid proposed mark or missing reason blocks submission; a second pending request for the same mark is refused; cancelling changes </w:t>
-            </w:r>
-            <w:r>
-              <w:lastRenderedPageBreak/>
-              <w:t>nothing.</w:t>
-            </w:r>
-          </w:p>
-        </w:tc>
-      </w:tr>
-      <w:tr>
-        <w:tc>
-          <w:tcPr>
-            <w:tcW w:w="2500" w:type="pct"/>
-          </w:tcPr>
-          <w:p>
-            <w:r>
-              <w:lastRenderedPageBreak/>
+              <w:t>An invalid proposed mark or missing reason blocks submission; a second pending request for the same mark is refused; cancelling changes nothing.</w:t>
+            </w:r>
+          </w:p>
+        </w:tc>
+      </w:tr>
+      <w:tr>
+        <w:tc>
+          <w:tcPr>
+            <w:tcW w:w="2500" w:type="pct"/>
+          </w:tcPr>
+          <w:p>
+            <w:r>
               <w:t>Business Rules</w:t>
             </w:r>
           </w:p>
@@ -14179,18 +14212,23 @@
           </w:tcPr>
           <w:p>
             <w:r>
-              <w:t>Unsupported or missing files, incomplete results, and invalid academic values block submission; cancelling changes nothing; a transfer failure offers retry.</w:t>
-            </w:r>
-          </w:p>
-        </w:tc>
-      </w:tr>
-      <w:tr>
-        <w:tc>
-          <w:tcPr>
-            <w:tcW w:w="2500" w:type="pct"/>
-          </w:tcPr>
-          <w:p>
-            <w:r>
+              <w:t xml:space="preserve">Unsupported or missing files, incomplete results, and invalid academic values block </w:t>
+            </w:r>
+            <w:r>
+              <w:lastRenderedPageBreak/>
+              <w:t>submission; cancelling changes nothing; a transfer failure offers retry.</w:t>
+            </w:r>
+          </w:p>
+        </w:tc>
+      </w:tr>
+      <w:tr>
+        <w:tc>
+          <w:tcPr>
+            <w:tcW w:w="2500" w:type="pct"/>
+          </w:tcPr>
+          <w:p>
+            <w:r>
+              <w:lastRenderedPageBreak/>
               <w:t>Business Rules</w:t>
             </w:r>
           </w:p>
@@ -14213,7 +14251,6 @@
           </w:tcPr>
           <w:p>
             <w:r>
-              <w:lastRenderedPageBreak/>
               <w:t>Includes / Extends</w:t>
             </w:r>
           </w:p>
@@ -14637,6 +14674,7 @@
               <w:rPr>
                 <w:b/>
               </w:rPr>
+              <w:lastRenderedPageBreak/>
               <w:t>Field</w:t>
             </w:r>
           </w:p>
@@ -14700,23 +14738,18 @@
           </w:tcPr>
           <w:p>
             <w:r>
-              <w:t xml:space="preserve">Connect a student's sign-in account to the </w:t>
-            </w:r>
-            <w:r>
-              <w:lastRenderedPageBreak/>
-              <w:t>correct college roll-number record, after review.</w:t>
-            </w:r>
-          </w:p>
-        </w:tc>
-      </w:tr>
-      <w:tr>
-        <w:tc>
-          <w:tcPr>
-            <w:tcW w:w="2500" w:type="pct"/>
-          </w:tcPr>
-          <w:p>
-            <w:r>
-              <w:lastRenderedPageBreak/>
+              <w:t>Connect a student's sign-in account to the correct college roll-number record, after review.</w:t>
+            </w:r>
+          </w:p>
+        </w:tc>
+      </w:tr>
+      <w:tr>
+        <w:tc>
+          <w:tcPr>
+            <w:tcW w:w="2500" w:type="pct"/>
+          </w:tcPr>
+          <w:p>
+            <w:r>
               <w:t>Priority</w:t>
             </w:r>
           </w:p>
@@ -15048,6 +15081,7 @@
           </w:tcPr>
           <w:p>
             <w:r>
+              <w:lastRenderedPageBreak/>
               <w:t>Requirement</w:t>
             </w:r>
           </w:p>
@@ -15080,23 +15114,18 @@
           </w:tcPr>
           <w:p>
             <w:r>
-              <w:t xml:space="preserve">Give a linked student a current view of their </w:t>
-            </w:r>
-            <w:r>
-              <w:lastRenderedPageBreak/>
-              <w:t>class schedule and attendance history.</w:t>
-            </w:r>
-          </w:p>
-        </w:tc>
-      </w:tr>
-      <w:tr>
-        <w:tc>
-          <w:tcPr>
-            <w:tcW w:w="2500" w:type="pct"/>
-          </w:tcPr>
-          <w:p>
-            <w:r>
-              <w:lastRenderedPageBreak/>
+              <w:t>Give a linked student a current view of their class schedule and attendance history.</w:t>
+            </w:r>
+          </w:p>
+        </w:tc>
+      </w:tr>
+      <w:tr>
+        <w:tc>
+          <w:tcPr>
+            <w:tcW w:w="2500" w:type="pct"/>
+          </w:tcPr>
+          <w:p>
+            <w:r>
               <w:t>Priority</w:t>
             </w:r>
           </w:p>
@@ -15530,6 +15559,7 @@
           </w:tcPr>
           <w:p>
             <w:r>
+              <w:lastRenderedPageBreak/>
               <w:t>Description</w:t>
             </w:r>
           </w:p>
@@ -15564,23 +15594,18 @@
             </w:r>
             <w:proofErr w:type="spellEnd"/>
             <w:r>
-              <w:t xml:space="preserve"> </w:t>
-            </w:r>
-            <w:r>
-              <w:lastRenderedPageBreak/>
-              <w:t>published for their linked session.</w:t>
-            </w:r>
-          </w:p>
-        </w:tc>
-      </w:tr>
-      <w:tr>
-        <w:tc>
-          <w:tcPr>
-            <w:tcW w:w="2500" w:type="pct"/>
-          </w:tcPr>
-          <w:p>
-            <w:r>
-              <w:lastRenderedPageBreak/>
+              <w:t xml:space="preserve"> published for their linked session.</w:t>
+            </w:r>
+          </w:p>
+        </w:tc>
+      </w:tr>
+      <w:tr>
+        <w:tc>
+          <w:tcPr>
+            <w:tcW w:w="2500" w:type="pct"/>
+          </w:tcPr>
+          <w:p>
+            <w:r>
               <w:t>Trigger</w:t>
             </w:r>
           </w:p>
@@ -15996,18 +16021,23 @@
           </w:tcPr>
           <w:p>
             <w:r>
-              <w:t>Signed in and linked; a fee structure or fine record exists where applicable.</w:t>
-            </w:r>
-          </w:p>
-        </w:tc>
-      </w:tr>
-      <w:tr>
-        <w:tc>
-          <w:tcPr>
-            <w:tcW w:w="2500" w:type="pct"/>
-          </w:tcPr>
-          <w:p>
-            <w:r>
+              <w:t xml:space="preserve">Signed in and linked; a fee structure or fine </w:t>
+            </w:r>
+            <w:r>
+              <w:lastRenderedPageBreak/>
+              <w:t>record exists where applicable.</w:t>
+            </w:r>
+          </w:p>
+        </w:tc>
+      </w:tr>
+      <w:tr>
+        <w:tc>
+          <w:tcPr>
+            <w:tcW w:w="2500" w:type="pct"/>
+          </w:tcPr>
+          <w:p>
+            <w:r>
+              <w:lastRenderedPageBreak/>
               <w:t>Postconditions</w:t>
             </w:r>
           </w:p>
@@ -16026,23 +16056,18 @@
             </w:r>
             <w:proofErr w:type="gramEnd"/>
             <w:r>
-              <w:t xml:space="preserve"> shown without </w:t>
-            </w:r>
-            <w:r>
-              <w:lastRenderedPageBreak/>
-              <w:t>recording any payment.</w:t>
-            </w:r>
-          </w:p>
-        </w:tc>
-      </w:tr>
-      <w:tr>
-        <w:tc>
-          <w:tcPr>
-            <w:tcW w:w="2500" w:type="pct"/>
-          </w:tcPr>
-          <w:p>
-            <w:r>
-              <w:lastRenderedPageBreak/>
+              <w:t xml:space="preserve"> shown without recording any payment.</w:t>
+            </w:r>
+          </w:p>
+        </w:tc>
+      </w:tr>
+      <w:tr>
+        <w:tc>
+          <w:tcPr>
+            <w:tcW w:w="2500" w:type="pct"/>
+          </w:tcPr>
+          <w:p>
+            <w:r>
               <w:t>Normal Flow</w:t>
             </w:r>
           </w:p>
@@ -16422,7 +16447,11 @@
           </w:tcPr>
           <w:p>
             <w:r>
-              <w:t>The item is shown and may be marked read where supported; the published content is unchanged.</w:t>
+              <w:t xml:space="preserve">The item is shown and may be marked read </w:t>
+            </w:r>
+            <w:r>
+              <w:lastRenderedPageBreak/>
+              <w:t>where supported; the published content is unchanged.</w:t>
             </w:r>
           </w:p>
         </w:tc>
@@ -16818,6 +16847,7 @@
           </w:tcPr>
           <w:p>
             <w:r>
+              <w:lastRenderedPageBreak/>
               <w:t>Normal Flow</w:t>
             </w:r>
           </w:p>
@@ -16836,23 +16866,18 @@
             </w:r>
             <w:proofErr w:type="spellEnd"/>
             <w:r>
-              <w:t xml:space="preserve"> record or form. 2. Select a desktop action. 3. The app opens the matching system dialog (select, save, open, or print). 4. </w:t>
-            </w:r>
-            <w:r>
-              <w:lastRenderedPageBreak/>
-              <w:t>The user completes the system step. 5. The app confirms or returns to the screen.</w:t>
-            </w:r>
-          </w:p>
-        </w:tc>
-      </w:tr>
-      <w:tr>
-        <w:tc>
-          <w:tcPr>
-            <w:tcW w:w="2500" w:type="pct"/>
-          </w:tcPr>
-          <w:p>
-            <w:r>
-              <w:lastRenderedPageBreak/>
+              <w:t xml:space="preserve"> record or form. 2. Select a desktop action. 3. The app opens the matching system dialog (select, save, open, or print). 4. The user completes the system step. 5. The app confirms or returns to the screen.</w:t>
+            </w:r>
+          </w:p>
+        </w:tc>
+      </w:tr>
+      <w:tr>
+        <w:tc>
+          <w:tcPr>
+            <w:tcW w:w="2500" w:type="pct"/>
+          </w:tcPr>
+          <w:p>
+            <w:r>
               <w:t>Exceptions</w:t>
             </w:r>
           </w:p>
@@ -17208,18 +17233,23 @@
           </w:tcPr>
           <w:p>
             <w:r>
-              <w:t>1. Open Profile. 2. Account and college identity show. 3. Edit an allowed field if needed. 4. The system validates and saves. 5. Return or sign out. 6. Sign-out returns to the authentication screen.</w:t>
-            </w:r>
-          </w:p>
-        </w:tc>
-      </w:tr>
-      <w:tr>
-        <w:tc>
-          <w:tcPr>
-            <w:tcW w:w="2500" w:type="pct"/>
-          </w:tcPr>
-          <w:p>
-            <w:r>
+              <w:t xml:space="preserve">1. Open Profile. 2. Account and college identity show. 3. Edit an allowed field if needed. 4. The system validates and saves. 5. Return or sign out. 6. Sign-out returns to the authentication </w:t>
+            </w:r>
+            <w:r>
+              <w:lastRenderedPageBreak/>
+              <w:t>screen.</w:t>
+            </w:r>
+          </w:p>
+        </w:tc>
+      </w:tr>
+      <w:tr>
+        <w:tc>
+          <w:tcPr>
+            <w:tcW w:w="2500" w:type="pct"/>
+          </w:tcPr>
+          <w:p>
+            <w:r>
+              <w:lastRenderedPageBreak/>
               <w:t>Exceptions</w:t>
             </w:r>
           </w:p>
@@ -17230,23 +17260,18 @@
           </w:tcPr>
           <w:p>
             <w:r>
-              <w:t xml:space="preserve">Invalid details are flagged without discarding </w:t>
-            </w:r>
-            <w:r>
-              <w:lastRenderedPageBreak/>
-              <w:t>valid ones; protected identity and role fields stay read-only; a failed save keeps the previous profile; cancelling sign-out keeps the session active.</w:t>
-            </w:r>
-          </w:p>
-        </w:tc>
-      </w:tr>
-      <w:tr>
-        <w:tc>
-          <w:tcPr>
-            <w:tcW w:w="2500" w:type="pct"/>
-          </w:tcPr>
-          <w:p>
-            <w:r>
-              <w:lastRenderedPageBreak/>
+              <w:t>Invalid details are flagged without discarding valid ones; protected identity and role fields stay read-only; a failed save keeps the previous profile; cancelling sign-out keeps the session active.</w:t>
+            </w:r>
+          </w:p>
+        </w:tc>
+      </w:tr>
+      <w:tr>
+        <w:tc>
+          <w:tcPr>
+            <w:tcW w:w="2500" w:type="pct"/>
+          </w:tcPr>
+          <w:p>
+            <w:r>
               <w:t>Business Rules</w:t>
             </w:r>
           </w:p>
@@ -17595,11 +17620,11 @@
       </w:r>
       <w:proofErr w:type="gramEnd"/>
       <w:r>
-        <w:t xml:space="preserve"> file actions. Each one names an observable service and gives its source, its purpose, the main rule that governs it, its dependencies, and its </w:t>
+        <w:t xml:space="preserve"> file actions. Each one names an observable </w:t>
       </w:r>
       <w:r>
         <w:lastRenderedPageBreak/>
-        <w:t>priority, the same fields used in the tables that follow. Between them they cover all six applications, and every requirement notes which of them it applies to.</w:t>
+        <w:t>service and gives its source, its purpose, the main rule that governs it, its dependencies, and its priority, the same fields used in the tables that follow. Between them they cover all six applications, and every requirement notes which of them it applies to.</w:t>
       </w:r>
     </w:p>
     <w:p>
@@ -17987,6 +18012,7 @@
           </w:tcPr>
           <w:p>
             <w:r>
+              <w:lastRenderedPageBreak/>
               <w:t>Requirement</w:t>
             </w:r>
           </w:p>
@@ -17997,23 +18023,18 @@
           </w:tcPr>
           <w:p>
             <w:r>
-              <w:t xml:space="preserve">An administrator shall be able to see the existing administrators and add or maintain </w:t>
-            </w:r>
-            <w:r>
-              <w:lastRenderedPageBreak/>
-              <w:t>another administrator account from either admin app. The system shall validate the required identity and contact details, refuse a duplicate account, and make sure a failed creation leaves no partial account behind.</w:t>
-            </w:r>
-          </w:p>
-        </w:tc>
-      </w:tr>
-      <w:tr>
-        <w:tc>
-          <w:tcPr>
-            <w:tcW w:w="2500" w:type="pct"/>
-          </w:tcPr>
-          <w:p>
-            <w:r>
-              <w:lastRenderedPageBreak/>
+              <w:t>An administrator shall be able to see the existing administrators and add or maintain another administrator account from either admin app. The system shall validate the required identity and contact details, refuse a duplicate account, and make sure a failed creation leaves no partial account behind.</w:t>
+            </w:r>
+          </w:p>
+        </w:tc>
+      </w:tr>
+      <w:tr>
+        <w:tc>
+          <w:tcPr>
+            <w:tcW w:w="2500" w:type="pct"/>
+          </w:tcPr>
+          <w:p>
+            <w:r>
               <w:t>Source</w:t>
             </w:r>
           </w:p>
@@ -18330,6 +18351,7 @@
           </w:tcPr>
           <w:p>
             <w:r>
+              <w:lastRenderedPageBreak/>
               <w:t>Business Rule</w:t>
             </w:r>
           </w:p>
@@ -18340,23 +18362,18 @@
           </w:tcPr>
           <w:p>
             <w:r>
-              <w:t xml:space="preserve">Each department has a unique identifier and a </w:t>
-            </w:r>
-            <w:r>
-              <w:lastRenderedPageBreak/>
-              <w:t>clear display name.</w:t>
-            </w:r>
-          </w:p>
-        </w:tc>
-      </w:tr>
-      <w:tr>
-        <w:tc>
-          <w:tcPr>
-            <w:tcW w:w="2500" w:type="pct"/>
-          </w:tcPr>
-          <w:p>
-            <w:r>
-              <w:lastRenderedPageBreak/>
+              <w:t>Each department has a unique identifier and a clear display name.</w:t>
+            </w:r>
+          </w:p>
+        </w:tc>
+      </w:tr>
+      <w:tr>
+        <w:tc>
+          <w:tcPr>
+            <w:tcW w:w="2500" w:type="pct"/>
+          </w:tcPr>
+          <w:p>
+            <w:r>
               <w:t>Dependencies</w:t>
             </w:r>
           </w:p>
@@ -18729,6 +18746,7 @@
           </w:tcPr>
           <w:p>
             <w:r>
+              <w:lastRenderedPageBreak/>
               <w:t>Identifier</w:t>
             </w:r>
           </w:p>
@@ -18751,7 +18769,6 @@
           </w:tcPr>
           <w:p>
             <w:r>
-              <w:lastRenderedPageBreak/>
               <w:t>Title</w:t>
             </w:r>
           </w:p>
@@ -19084,11 +19101,14 @@
           </w:tcPr>
           <w:p>
             <w:r>
-              <w:t xml:space="preserve">Attendance, marks, fees, and account linking all depend on an accurate list of the students </w:t>
+              <w:t xml:space="preserve">Attendance, marks, fees, and account linking all </w:t>
+            </w:r>
+            <w:r>
+              <w:lastRenderedPageBreak/>
+              <w:t xml:space="preserve">depend on an accurate list of the students </w:t>
             </w:r>
             <w:proofErr w:type="gramStart"/>
             <w:r>
-              <w:lastRenderedPageBreak/>
               <w:t>actually enrolled</w:t>
             </w:r>
             <w:proofErr w:type="gramEnd"/>
@@ -19428,7 +19448,6 @@
         <w:pStyle w:val="Heading4"/>
       </w:pPr>
       <w:r>
-        <w:lastRenderedPageBreak/>
         <w:t>2.3.8 FR-8: Manage Timetables</w:t>
       </w:r>
     </w:p>
@@ -19811,11 +19830,11 @@
             </w:r>
             <w:proofErr w:type="gramEnd"/>
             <w:r>
-              <w:t xml:space="preserve"> edit the timetable where they have been granted timetable permission; a student shall be able to </w:t>
+              <w:t xml:space="preserve"> edit the timetable where they have been granted </w:t>
             </w:r>
             <w:r>
               <w:lastRenderedPageBreak/>
-              <w:t>view the timetable of their linked session. Where nothing has been published, the app shall show an informative empty state rather than unrelated data.</w:t>
+              <w:t>timetable permission; a student shall be able to view the timetable of their linked session. Where nothing has been published, the app shall show an informative empty state rather than unrelated data.</w:t>
             </w:r>
           </w:p>
         </w:tc>
@@ -20138,11 +20157,11 @@
           </w:tcPr>
           <w:p>
             <w:r>
-              <w:t xml:space="preserve">One final status, present, absent, or leave, is stored per student for each class meeting, with an optional late flag. Only the assigned teacher may write attendance; an administrator can read </w:t>
+              <w:t xml:space="preserve">One final status, present, absent, or leave, is stored per student for each class meeting, with an optional late flag. Only the assigned teacher </w:t>
             </w:r>
             <w:r>
               <w:lastRenderedPageBreak/>
-              <w:t xml:space="preserve">it for reports but never </w:t>
+              <w:t xml:space="preserve">may write attendance; an administrator can read it for reports but never </w:t>
             </w:r>
             <w:proofErr w:type="gramStart"/>
             <w:r>
@@ -20543,6 +20562,7 @@
           </w:tcPr>
           <w:p>
             <w:r>
+              <w:lastRenderedPageBreak/>
               <w:t>Identifier</w:t>
             </w:r>
           </w:p>
@@ -20565,7 +20585,6 @@
           </w:tcPr>
           <w:p>
             <w:r>
-              <w:lastRenderedPageBreak/>
               <w:t>Title</w:t>
             </w:r>
           </w:p>
@@ -20866,6 +20885,7 @@
           </w:tcPr>
           <w:p>
             <w:r>
+              <w:lastRenderedPageBreak/>
               <w:t>Source</w:t>
             </w:r>
           </w:p>
@@ -20888,7 +20908,6 @@
           </w:tcPr>
           <w:p>
             <w:r>
-              <w:lastRenderedPageBreak/>
               <w:t>Rationale</w:t>
             </w:r>
           </w:p>
